--- a/flow/20230914_vu_template/drafts/2023-11-g/17-ПТ-Григорія Чудотворця.docx
+++ b/flow/20230914_vu_template/drafts/2023-11-g/17-ПТ-Григорія Чудотворця.docx
@@ -5789,95 +5789,6 @@
       </w:r>
     </w:p>
     <w:p>
-      <w:pPr>
-        <w:spacing w:after="120" w:lineRule="auto"/>
-        <w:jc w:val="both"/>
-        <w:rPr>
-          <w:rFonts w:ascii="Times New Roman" w:cs="Times New Roman" w:eastAsia="Times New Roman" w:hAnsi="Times New Roman"/>
-          <w:sz w:val="24"/>
-          <w:szCs w:val="24"/>
-        </w:rPr>
-      </w:pPr>
-      <w:r>
-        <w:rPr>
-          <w:rtl w:val="0"/>
-        </w:rPr>
-      </w:r>
-    </w:p>
-    <w:p>
-      <w:pPr>
-        <w:spacing w:after="120" w:lineRule="auto"/>
-        <w:jc w:val="both"/>
-        <w:rPr>
-          <w:rFonts w:ascii="Times New Roman" w:cs="Times New Roman" w:eastAsia="Times New Roman" w:hAnsi="Times New Roman"/>
-          <w:sz w:val="24"/>
-          <w:szCs w:val="24"/>
-        </w:rPr>
-      </w:pPr>
-      <w:r>
-        <w:rPr>
-          <w:rFonts w:ascii="Times New Roman" w:cs="Times New Roman" w:eastAsia="Times New Roman" w:hAnsi="Times New Roman"/>
-          <w:i w:val="1"/>
-          <w:color w:val="ff0000"/>
-          <w:sz w:val="24"/>
-          <w:szCs w:val="24"/>
-          <w:rtl w:val="0"/>
-        </w:rPr>
-        <w:t xml:space="preserve">тропар</w:t>
-      </w:r>
-      <w:r>
-        <w:rPr>
-          <w:rtl w:val="0"/>
-        </w:rPr>
-      </w:r>
-    </w:p>
-    <w:p>
-      <w:pPr>
-        <w:spacing w:after="120" w:lineRule="auto"/>
-        <w:jc w:val="both"/>
-        <w:rPr>
-          <w:rFonts w:ascii="Times New Roman" w:cs="Times New Roman" w:eastAsia="Times New Roman" w:hAnsi="Times New Roman"/>
-          <w:sz w:val="24"/>
-          <w:szCs w:val="24"/>
-        </w:rPr>
-      </w:pPr>
-      <w:r>
-        <w:rPr>
-          <w:rFonts w:ascii="Times New Roman" w:cs="Times New Roman" w:eastAsia="Times New Roman" w:hAnsi="Times New Roman"/>
-          <w:b w:val="1"/>
-          <w:sz w:val="24"/>
-          <w:szCs w:val="24"/>
-          <w:rtl w:val="0"/>
-        </w:rPr>
-        <w:t xml:space="preserve">Слава: і нині:</w:t>
-      </w:r>
-      <w:r>
-        <w:rPr>
-          <w:rFonts w:ascii="Times New Roman" w:cs="Times New Roman" w:eastAsia="Times New Roman" w:hAnsi="Times New Roman"/>
-          <w:sz w:val="24"/>
-          <w:szCs w:val="24"/>
-          <w:rtl w:val="0"/>
-        </w:rPr>
-        <w:t xml:space="preserve"> </w:t>
-      </w:r>
-    </w:p>
-    <w:p>
-      <w:pPr>
-        <w:spacing w:after="120" w:lineRule="auto"/>
-        <w:jc w:val="both"/>
-        <w:rPr>
-          <w:rFonts w:ascii="Times New Roman" w:cs="Times New Roman" w:eastAsia="Times New Roman" w:hAnsi="Times New Roman"/>
-          <w:sz w:val="24"/>
-          <w:szCs w:val="24"/>
-        </w:rPr>
-      </w:pPr>
-      <w:r>
-        <w:rPr>
-          <w:rtl w:val="0"/>
-        </w:rPr>
-      </w:r>
-    </w:p>
-    <w:p>
       <w:pPr/>
       <w:r>
         <w:rPr>
@@ -5912,7 +5823,9 @@
       <w:pPr/>
       <w:r>
         <w:rPr>
+          <w:rFonts w:ascii="Times New Roman" w:hAnsi="Times New Roman"/>
           <w:b/>
+          <w:sz w:val="24"/>
         </w:rPr>
         <w:t xml:space="preserve">Слава, і нині: </w:t>
       </w:r>
@@ -5920,6 +5833,9 @@
         <w:rPr/>
         <w:t>богородичний</w:t>
       </w:r>
+    </w:p>
+    <w:p>
+      <w:pPr/>
     </w:p>
     <w:p>
       <w:pPr>
@@ -11076,138 +10992,6 @@
       </w:r>
     </w:p>
     <w:p>
-      <w:pPr>
-        <w:spacing w:after="120" w:lineRule="auto"/>
-        <w:jc w:val="both"/>
-        <w:rPr>
-          <w:rFonts w:ascii="Times New Roman" w:cs="Times New Roman" w:eastAsia="Times New Roman" w:hAnsi="Times New Roman"/>
-          <w:b w:val="1"/>
-          <w:sz w:val="24"/>
-          <w:szCs w:val="24"/>
-        </w:rPr>
-      </w:pPr>
-      <w:r>
-        <w:rPr>
-          <w:rtl w:val="0"/>
-        </w:rPr>
-      </w:r>
-    </w:p>
-    <w:p>
-      <w:pPr>
-        <w:spacing w:after="120" w:lineRule="auto"/>
-        <w:jc w:val="both"/>
-        <w:rPr>
-          <w:rFonts w:ascii="Times New Roman" w:cs="Times New Roman" w:eastAsia="Times New Roman" w:hAnsi="Times New Roman"/>
-          <w:i w:val="1"/>
-          <w:sz w:val="24"/>
-          <w:szCs w:val="24"/>
-        </w:rPr>
-      </w:pPr>
-      <w:r>
-        <w:rPr>
-          <w:rFonts w:ascii="Times New Roman" w:cs="Times New Roman" w:eastAsia="Times New Roman" w:hAnsi="Times New Roman"/>
-          <w:b w:val="1"/>
-          <w:sz w:val="24"/>
-          <w:szCs w:val="24"/>
-          <w:rtl w:val="0"/>
-        </w:rPr>
-        <w:t xml:space="preserve">Слава: </w:t>
-      </w:r>
-      <w:r>
-        <w:rPr>
-          <w:rtl w:val="0"/>
-        </w:rPr>
-      </w:r>
-    </w:p>
-    <w:p>
-      <w:pPr>
-        <w:spacing w:after="120" w:lineRule="auto"/>
-        <w:jc w:val="both"/>
-        <w:rPr>
-          <w:rFonts w:ascii="Times New Roman" w:cs="Times New Roman" w:eastAsia="Times New Roman" w:hAnsi="Times New Roman"/>
-          <w:sz w:val="24"/>
-          <w:szCs w:val="24"/>
-        </w:rPr>
-      </w:pPr>
-      <w:r>
-        <w:rPr>
-          <w:rFonts w:ascii="Times New Roman" w:cs="Times New Roman" w:eastAsia="Times New Roman" w:hAnsi="Times New Roman"/>
-          <w:b w:val="1"/>
-          <w:sz w:val="24"/>
-          <w:szCs w:val="24"/>
-          <w:rtl w:val="0"/>
-        </w:rPr>
-        <w:t xml:space="preserve">І нині:</w:t>
-      </w:r>
-      <w:r>
-        <w:rPr>
-          <w:rFonts w:ascii="Times New Roman" w:cs="Times New Roman" w:eastAsia="Times New Roman" w:hAnsi="Times New Roman"/>
-          <w:sz w:val="24"/>
-          <w:szCs w:val="24"/>
-          <w:rtl w:val="0"/>
-        </w:rPr>
-        <w:t xml:space="preserve"> </w:t>
-      </w:r>
-    </w:p>
-    <w:p>
-      <w:pPr>
-        <w:spacing w:after="120" w:lineRule="auto"/>
-        <w:jc w:val="both"/>
-        <w:rPr>
-          <w:rFonts w:ascii="Times New Roman" w:cs="Times New Roman" w:eastAsia="Times New Roman" w:hAnsi="Times New Roman"/>
-          <w:sz w:val="24"/>
-          <w:szCs w:val="24"/>
-        </w:rPr>
-      </w:pPr>
-      <w:r>
-        <w:rPr>
-          <w:rtl w:val="0"/>
-        </w:rPr>
-      </w:r>
-    </w:p>
-    <w:p>
-      <w:pPr>
-        <w:spacing w:after="120" w:lineRule="auto"/>
-        <w:jc w:val="both"/>
-        <w:rPr>
-          <w:rFonts w:ascii="Times New Roman" w:cs="Times New Roman" w:eastAsia="Times New Roman" w:hAnsi="Times New Roman"/>
-          <w:i w:val="1"/>
-          <w:color w:val="ff0000"/>
-          <w:sz w:val="24"/>
-          <w:szCs w:val="24"/>
-        </w:rPr>
-      </w:pPr>
-      <w:r>
-        <w:rPr>
-          <w:rFonts w:ascii="Times New Roman" w:cs="Times New Roman" w:eastAsia="Times New Roman" w:hAnsi="Times New Roman"/>
-          <w:i w:val="1"/>
-          <w:color w:val="ff0000"/>
-          <w:sz w:val="24"/>
-          <w:szCs w:val="24"/>
-          <w:rtl w:val="0"/>
-        </w:rPr>
-        <w:t xml:space="preserve">По тропарях читає читець чергову катизму, після якої диякон перед св. дверми виголошує:</w:t>
-      </w:r>
-    </w:p>
-    <w:p>
-      <w:pPr>
-        <w:spacing w:after="120" w:lineRule="auto"/>
-        <w:jc w:val="both"/>
-        <w:rPr>
-          <w:rFonts w:ascii="Times New Roman" w:cs="Times New Roman" w:eastAsia="Times New Roman" w:hAnsi="Times New Roman"/>
-          <w:i w:val="1"/>
-          <w:color w:val="000000"/>
-          <w:sz w:val="24"/>
-          <w:szCs w:val="24"/>
-        </w:rPr>
-      </w:pPr>
-      <w:r>
-        <w:rPr>
-          <w:rtl w:val="0"/>
-        </w:rPr>
-      </w:r>
-    </w:p>
-    <w:p>
       <w:pPr/>
       <w:r>
         <w:rPr>
@@ -11242,7 +11026,9 @@
       <w:pPr/>
       <w:r>
         <w:rPr>
+          <w:rFonts w:ascii="Times New Roman" w:hAnsi="Times New Roman"/>
           <w:b/>
+          <w:sz w:val="24"/>
         </w:rPr>
         <w:t xml:space="preserve">Слава, і нині: </w:t>
       </w:r>
@@ -11250,6 +11036,9 @@
         <w:rPr/>
         <w:t>богородичний</w:t>
       </w:r>
+    </w:p>
+    <w:p>
+      <w:pPr/>
     </w:p>
     <w:p>
       <w:pPr>
@@ -17299,38 +17088,6 @@
       </w:r>
     </w:p>
     <w:p>
-      <w:pPr>
-        <w:spacing w:after="120" w:lineRule="auto"/>
-        <w:jc w:val="both"/>
-        <w:rPr>
-          <w:rFonts w:ascii="Times New Roman" w:cs="Times New Roman" w:eastAsia="Times New Roman" w:hAnsi="Times New Roman"/>
-          <w:sz w:val="24"/>
-          <w:szCs w:val="24"/>
-        </w:rPr>
-      </w:pPr>
-      <w:r>
-        <w:rPr>
-          <w:rtl w:val="0"/>
-        </w:rPr>
-      </w:r>
-    </w:p>
-    <w:p>
-      <w:pPr>
-        <w:spacing w:after="120" w:lineRule="auto"/>
-        <w:jc w:val="both"/>
-        <w:rPr>
-          <w:rFonts w:ascii="Times New Roman" w:cs="Times New Roman" w:eastAsia="Times New Roman" w:hAnsi="Times New Roman"/>
-          <w:sz w:val="24"/>
-          <w:szCs w:val="24"/>
-        </w:rPr>
-      </w:pPr>
-      <w:r>
-        <w:rPr>
-          <w:rtl w:val="0"/>
-        </w:rPr>
-      </w:r>
-    </w:p>
-    <w:p>
       <w:pPr/>
       <w:r>
         <w:rPr>
@@ -17365,7 +17122,9 @@
       <w:pPr/>
       <w:r>
         <w:rPr>
+          <w:rFonts w:ascii="Times New Roman" w:hAnsi="Times New Roman"/>
           <w:b/>
+          <w:sz w:val="24"/>
         </w:rPr>
         <w:t xml:space="preserve">Слава, і нині: </w:t>
       </w:r>
@@ -17373,6 +17132,9 @@
         <w:rPr/>
         <w:t>богородичний</w:t>
       </w:r>
+    </w:p>
+    <w:p>
+      <w:pPr/>
     </w:p>
     <w:p>
       <w:pPr>

--- a/flow/20230914_vu_template/drafts/2023-11-g/17-ПТ-Григорія Чудотворця.docx
+++ b/flow/20230914_vu_template/drafts/2023-11-g/17-ПТ-Григорія Чудотворця.docx
@@ -5789,7 +5789,9 @@
       </w:r>
     </w:p>
     <w:p>
-      <w:pPr/>
+      <w:pPr>
+        <w:pStyle w:val="a"/>
+      </w:pPr>
       <w:r>
         <w:rPr>
           <w:rFonts w:ascii="Times New Roman" w:hAnsi="Times New Roman"/>
@@ -5820,7 +5822,9 @@
       </w:r>
     </w:p>
     <w:p>
-      <w:pPr/>
+      <w:pPr>
+        <w:pStyle w:val="a"/>
+      </w:pPr>
       <w:r>
         <w:rPr>
           <w:rFonts w:ascii="Times New Roman" w:hAnsi="Times New Roman"/>
@@ -5830,12 +5834,40 @@
         <w:t xml:space="preserve">Слава, і нині: </w:t>
       </w:r>
       <w:r>
-        <w:rPr/>
-        <w:t>богородичний</w:t>
-      </w:r>
-    </w:p>
-    <w:p>
-      <w:pPr/>
+        <w:rPr>
+          <w:rFonts w:ascii="Times New Roman" w:hAnsi="Times New Roman"/>
+          <w:i/>
+          <w:color w:val="FF0000"/>
+          <w:sz w:val="24"/>
+        </w:rPr>
+        <w:t xml:space="preserve">Богородичний (г. 8): </w:t>
+      </w:r>
+      <w:r>
+        <w:rPr>
+          <w:rFonts w:ascii="Times New Roman" w:hAnsi="Times New Roman"/>
+          <w:sz w:val="24"/>
+        </w:rPr>
+        <w:t xml:space="preserve">Бачивши на хресті Агнця і Пастиря і Спасителя світу,* Мати твоя мовила, плачучи: Сину і Боже мій!* Світ веселиться, приймаючи визволення,* але моє серце горить, дивлячись на твоє розп'яття,* яке ти за всіх </w:t>
+      </w:r>
+      <w:r>
+        <w:rPr>
+          <w:rFonts w:ascii="Times New Roman" w:hAnsi="Times New Roman"/>
+          <w:sz w:val="24"/>
+        </w:rPr>
+        <w:t>терпиш</w:t>
+      </w:r>
+      <w:r>
+        <w:rPr>
+          <w:rFonts w:ascii="Times New Roman" w:hAnsi="Times New Roman"/>
+          <w:sz w:val="24"/>
+        </w:rPr>
+        <w:t>.</w:t>
+      </w:r>
+    </w:p>
+    <w:p>
+      <w:pPr>
+        <w:pStyle w:val="a"/>
+      </w:pPr>
     </w:p>
     <w:p>
       <w:pPr>
@@ -10992,7 +11024,9 @@
       </w:r>
     </w:p>
     <w:p>
-      <w:pPr/>
+      <w:pPr>
+        <w:pStyle w:val="a"/>
+      </w:pPr>
       <w:r>
         <w:rPr>
           <w:rFonts w:ascii="Times New Roman" w:hAnsi="Times New Roman"/>
@@ -11023,7 +11057,9 @@
       </w:r>
     </w:p>
     <w:p>
-      <w:pPr/>
+      <w:pPr>
+        <w:pStyle w:val="a"/>
+      </w:pPr>
       <w:r>
         <w:rPr>
           <w:rFonts w:ascii="Times New Roman" w:hAnsi="Times New Roman"/>
@@ -11033,12 +11069,26 @@
         <w:t xml:space="preserve">Слава, і нині: </w:t>
       </w:r>
       <w:r>
-        <w:rPr/>
-        <w:t>богородичний</w:t>
-      </w:r>
-    </w:p>
-    <w:p>
-      <w:pPr/>
+        <w:rPr>
+          <w:rFonts w:ascii="Times New Roman" w:hAnsi="Times New Roman"/>
+          <w:i/>
+          <w:color w:val="FF0000"/>
+          <w:sz w:val="24"/>
+        </w:rPr>
+        <w:t xml:space="preserve">Богородичний (г. 8): </w:t>
+      </w:r>
+      <w:r>
+        <w:rPr>
+          <w:rFonts w:ascii="Times New Roman" w:hAnsi="Times New Roman"/>
+          <w:sz w:val="24"/>
+        </w:rPr>
+        <w:t>Плід лона твого, Пречиста,* є сповненням пророків і закону;* пізнавши це, ми тебе, Богородице,* побожно величаємо.</w:t>
+      </w:r>
+    </w:p>
+    <w:p>
+      <w:pPr>
+        <w:pStyle w:val="a"/>
+      </w:pPr>
     </w:p>
     <w:p>
       <w:pPr>
@@ -17088,7 +17138,9 @@
       </w:r>
     </w:p>
     <w:p>
-      <w:pPr/>
+      <w:pPr>
+        <w:pStyle w:val="a"/>
+      </w:pPr>
       <w:r>
         <w:rPr>
           <w:rFonts w:ascii="Times New Roman" w:hAnsi="Times New Roman"/>
@@ -17119,7 +17171,9 @@
       </w:r>
     </w:p>
     <w:p>
-      <w:pPr/>
+      <w:pPr>
+        <w:pStyle w:val="a"/>
+      </w:pPr>
       <w:r>
         <w:rPr>
           <w:rFonts w:ascii="Times New Roman" w:hAnsi="Times New Roman"/>
@@ -17129,12 +17183,26 @@
         <w:t xml:space="preserve">Слава, і нині: </w:t>
       </w:r>
       <w:r>
-        <w:rPr/>
-        <w:t>богородичний</w:t>
-      </w:r>
-    </w:p>
-    <w:p>
-      <w:pPr/>
+        <w:rPr>
+          <w:rFonts w:ascii="Times New Roman" w:hAnsi="Times New Roman"/>
+          <w:i/>
+          <w:color w:val="FF0000"/>
+          <w:sz w:val="24"/>
+        </w:rPr>
+        <w:t xml:space="preserve">Богородичний (г. 8): </w:t>
+      </w:r>
+      <w:r>
+        <w:rPr>
+          <w:rFonts w:ascii="Times New Roman" w:hAnsi="Times New Roman"/>
+          <w:sz w:val="24"/>
+        </w:rPr>
+        <w:t>Плід лона твого, Пречиста,* є сповненням пророків і закону;* пізнавши це, ми тебе, Богородице,* побожно величаємо.</w:t>
+      </w:r>
+    </w:p>
+    <w:p>
+      <w:pPr>
+        <w:pStyle w:val="a"/>
+      </w:pPr>
     </w:p>
     <w:p>
       <w:pPr>
